--- a/suppl/NHANES/ml/AtherogenicDyslipidemia__prediction_NHANES.docx
+++ b/suppl/NHANES/ml/AtherogenicDyslipidemia__prediction_NHANES.docx
@@ -305,7 +305,12 @@
         <w:pStyle w:val="Heading1"/>
       </w:pPr>
       <w:r>
-        <w:t>Tuning results — best parameters and CV auROC</w:t>
+        <w:t>Tuning and model selection — training-partition cross-validation</w:t>
+      </w:r>
+    </w:p>
+    <w:p>
+      <w:r>
+        <w:t>Hyperparameter search and between-model selection both use these training-partition cross-validated scores. The selection criterion is CV_combined, the mean of the cross-validated auROC and auPRC. The held-out partition is not consulted at this stage.</w:t>
       </w:r>
     </w:p>
     <w:tbl>
@@ -315,14 +320,16 @@
         <w:tblLook w:firstColumn="1" w:firstRow="1" w:lastColumn="0" w:lastRow="0" w:noHBand="0" w:noVBand="1" w:val="04A0"/>
       </w:tblPr>
       <w:tblGrid>
-        <w:gridCol w:w="2880"/>
-        <w:gridCol w:w="2880"/>
-        <w:gridCol w:w="2880"/>
+        <w:gridCol w:w="1728"/>
+        <w:gridCol w:w="1728"/>
+        <w:gridCol w:w="1728"/>
+        <w:gridCol w:w="1728"/>
+        <w:gridCol w:w="1728"/>
       </w:tblGrid>
       <w:tr>
         <w:tc>
           <w:tcPr>
-            <w:tcW w:type="dxa" w:w="2880"/>
+            <w:tcW w:type="dxa" w:w="1728"/>
           </w:tcPr>
           <w:p>
             <w:r>
@@ -332,7 +339,7 @@
         </w:tc>
         <w:tc>
           <w:tcPr>
-            <w:tcW w:type="dxa" w:w="2880"/>
+            <w:tcW w:type="dxa" w:w="1728"/>
           </w:tcPr>
           <w:p>
             <w:r>
@@ -342,7 +349,27 @@
         </w:tc>
         <w:tc>
           <w:tcPr>
-            <w:tcW w:type="dxa" w:w="2880"/>
+            <w:tcW w:type="dxa" w:w="1728"/>
+          </w:tcPr>
+          <w:p>
+            <w:r>
+              <w:t>CV_auPRC</w:t>
+            </w:r>
+          </w:p>
+        </w:tc>
+        <w:tc>
+          <w:tcPr>
+            <w:tcW w:type="dxa" w:w="1728"/>
+          </w:tcPr>
+          <w:p>
+            <w:r>
+              <w:t>CV_combined</w:t>
+            </w:r>
+          </w:p>
+        </w:tc>
+        <w:tc>
+          <w:tcPr>
+            <w:tcW w:type="dxa" w:w="1728"/>
           </w:tcPr>
           <w:p>
             <w:r>
@@ -354,7 +381,7 @@
       <w:tr>
         <w:tc>
           <w:tcPr>
-            <w:tcW w:type="dxa" w:w="2880"/>
+            <w:tcW w:type="dxa" w:w="1728"/>
           </w:tcPr>
           <w:p>
             <w:r>
@@ -364,7 +391,7 @@
         </w:tc>
         <w:tc>
           <w:tcPr>
-            <w:tcW w:type="dxa" w:w="2880"/>
+            <w:tcW w:type="dxa" w:w="1728"/>
           </w:tcPr>
           <w:p>
             <w:r>
@@ -374,7 +401,27 @@
         </w:tc>
         <w:tc>
           <w:tcPr>
-            <w:tcW w:type="dxa" w:w="2880"/>
+            <w:tcW w:type="dxa" w:w="1728"/>
+          </w:tcPr>
+          <w:p>
+            <w:r>
+              <w:t>0.3788</w:t>
+            </w:r>
+          </w:p>
+        </w:tc>
+        <w:tc>
+          <w:tcPr>
+            <w:tcW w:type="dxa" w:w="1728"/>
+          </w:tcPr>
+          <w:p>
+            <w:r>
+              <w:t>0.5924</w:t>
+            </w:r>
+          </w:p>
+        </w:tc>
+        <w:tc>
+          <w:tcPr>
+            <w:tcW w:type="dxa" w:w="1728"/>
           </w:tcPr>
           <w:p>
             <w:r>
@@ -386,7 +433,7 @@
       <w:tr>
         <w:tc>
           <w:tcPr>
-            <w:tcW w:type="dxa" w:w="2880"/>
+            <w:tcW w:type="dxa" w:w="1728"/>
           </w:tcPr>
           <w:p>
             <w:r>
@@ -396,7 +443,7 @@
         </w:tc>
         <w:tc>
           <w:tcPr>
-            <w:tcW w:type="dxa" w:w="2880"/>
+            <w:tcW w:type="dxa" w:w="1728"/>
           </w:tcPr>
           <w:p>
             <w:r>
@@ -406,7 +453,27 @@
         </w:tc>
         <w:tc>
           <w:tcPr>
-            <w:tcW w:type="dxa" w:w="2880"/>
+            <w:tcW w:type="dxa" w:w="1728"/>
+          </w:tcPr>
+          <w:p>
+            <w:r>
+              <w:t>0.4077</w:t>
+            </w:r>
+          </w:p>
+        </w:tc>
+        <w:tc>
+          <w:tcPr>
+            <w:tcW w:type="dxa" w:w="1728"/>
+          </w:tcPr>
+          <w:p>
+            <w:r>
+              <w:t>0.6042</w:t>
+            </w:r>
+          </w:p>
+        </w:tc>
+        <w:tc>
+          <w:tcPr>
+            <w:tcW w:type="dxa" w:w="1728"/>
           </w:tcPr>
           <w:p>
             <w:r>
@@ -418,7 +485,7 @@
       <w:tr>
         <w:tc>
           <w:tcPr>
-            <w:tcW w:type="dxa" w:w="2880"/>
+            <w:tcW w:type="dxa" w:w="1728"/>
           </w:tcPr>
           <w:p>
             <w:r>
@@ -428,7 +495,7 @@
         </w:tc>
         <w:tc>
           <w:tcPr>
-            <w:tcW w:type="dxa" w:w="2880"/>
+            <w:tcW w:type="dxa" w:w="1728"/>
           </w:tcPr>
           <w:p>
             <w:r>
@@ -438,7 +505,27 @@
         </w:tc>
         <w:tc>
           <w:tcPr>
-            <w:tcW w:type="dxa" w:w="2880"/>
+            <w:tcW w:type="dxa" w:w="1728"/>
+          </w:tcPr>
+          <w:p>
+            <w:r>
+              <w:t>0.4246</w:t>
+            </w:r>
+          </w:p>
+        </w:tc>
+        <w:tc>
+          <w:tcPr>
+            <w:tcW w:type="dxa" w:w="1728"/>
+          </w:tcPr>
+          <w:p>
+            <w:r>
+              <w:t>0.6175</w:t>
+            </w:r>
+          </w:p>
+        </w:tc>
+        <w:tc>
+          <w:tcPr>
+            <w:tcW w:type="dxa" w:w="1728"/>
           </w:tcPr>
           <w:p>
             <w:r>
@@ -453,7 +540,12 @@
         <w:pStyle w:val="Heading1"/>
       </w:pPr>
       <w:r>
-        <w:t>Full performance metrics (test set)</w:t>
+        <w:t>Held-out performance metrics</w:t>
+      </w:r>
+    </w:p>
+    <w:p>
+      <w:r>
+        <w:t>Reported for every candidate for transparency; only the model selected by CV_combined above is the prespecified final model. Rows are ordered by the CV selection criterion.</w:t>
       </w:r>
     </w:p>
     <w:tbl>
@@ -463,30 +555,31 @@
         <w:tblLook w:firstColumn="1" w:firstRow="1" w:lastColumn="0" w:lastRow="0" w:noHBand="0" w:noVBand="1" w:val="04A0"/>
       </w:tblPr>
       <w:tblGrid>
-        <w:gridCol w:w="455"/>
-        <w:gridCol w:w="455"/>
-        <w:gridCol w:w="455"/>
-        <w:gridCol w:w="455"/>
-        <w:gridCol w:w="455"/>
-        <w:gridCol w:w="455"/>
-        <w:gridCol w:w="455"/>
-        <w:gridCol w:w="455"/>
-        <w:gridCol w:w="455"/>
-        <w:gridCol w:w="455"/>
-        <w:gridCol w:w="455"/>
-        <w:gridCol w:w="455"/>
-        <w:gridCol w:w="455"/>
-        <w:gridCol w:w="455"/>
-        <w:gridCol w:w="455"/>
-        <w:gridCol w:w="455"/>
-        <w:gridCol w:w="455"/>
-        <w:gridCol w:w="455"/>
-        <w:gridCol w:w="455"/>
+        <w:gridCol w:w="432"/>
+        <w:gridCol w:w="432"/>
+        <w:gridCol w:w="432"/>
+        <w:gridCol w:w="432"/>
+        <w:gridCol w:w="432"/>
+        <w:gridCol w:w="432"/>
+        <w:gridCol w:w="432"/>
+        <w:gridCol w:w="432"/>
+        <w:gridCol w:w="432"/>
+        <w:gridCol w:w="432"/>
+        <w:gridCol w:w="432"/>
+        <w:gridCol w:w="432"/>
+        <w:gridCol w:w="432"/>
+        <w:gridCol w:w="432"/>
+        <w:gridCol w:w="432"/>
+        <w:gridCol w:w="432"/>
+        <w:gridCol w:w="432"/>
+        <w:gridCol w:w="432"/>
+        <w:gridCol w:w="432"/>
+        <w:gridCol w:w="432"/>
       </w:tblGrid>
       <w:tr>
         <w:tc>
           <w:tcPr>
-            <w:tcW w:type="dxa" w:w="455"/>
+            <w:tcW w:type="dxa" w:w="432"/>
           </w:tcPr>
           <w:p>
             <w:r>
@@ -496,7 +589,17 @@
         </w:tc>
         <w:tc>
           <w:tcPr>
-            <w:tcW w:type="dxa" w:w="455"/>
+            <w:tcW w:type="dxa" w:w="432"/>
+          </w:tcPr>
+          <w:p>
+            <w:r>
+              <w:t>CV_combined</w:t>
+            </w:r>
+          </w:p>
+        </w:tc>
+        <w:tc>
+          <w:tcPr>
+            <w:tcW w:type="dxa" w:w="432"/>
           </w:tcPr>
           <w:p>
             <w:r>
@@ -506,7 +609,7 @@
         </w:tc>
         <w:tc>
           <w:tcPr>
-            <w:tcW w:type="dxa" w:w="455"/>
+            <w:tcW w:type="dxa" w:w="432"/>
           </w:tcPr>
           <w:p>
             <w:r>
@@ -516,7 +619,7 @@
         </w:tc>
         <w:tc>
           <w:tcPr>
-            <w:tcW w:type="dxa" w:w="455"/>
+            <w:tcW w:type="dxa" w:w="432"/>
           </w:tcPr>
           <w:p>
             <w:r>
@@ -526,7 +629,7 @@
         </w:tc>
         <w:tc>
           <w:tcPr>
-            <w:tcW w:type="dxa" w:w="455"/>
+            <w:tcW w:type="dxa" w:w="432"/>
           </w:tcPr>
           <w:p>
             <w:r>
@@ -536,7 +639,7 @@
         </w:tc>
         <w:tc>
           <w:tcPr>
-            <w:tcW w:type="dxa" w:w="455"/>
+            <w:tcW w:type="dxa" w:w="432"/>
           </w:tcPr>
           <w:p>
             <w:r>
@@ -546,7 +649,7 @@
         </w:tc>
         <w:tc>
           <w:tcPr>
-            <w:tcW w:type="dxa" w:w="455"/>
+            <w:tcW w:type="dxa" w:w="432"/>
           </w:tcPr>
           <w:p>
             <w:r>
@@ -556,7 +659,7 @@
         </w:tc>
         <w:tc>
           <w:tcPr>
-            <w:tcW w:type="dxa" w:w="455"/>
+            <w:tcW w:type="dxa" w:w="432"/>
           </w:tcPr>
           <w:p>
             <w:r>
@@ -566,7 +669,7 @@
         </w:tc>
         <w:tc>
           <w:tcPr>
-            <w:tcW w:type="dxa" w:w="455"/>
+            <w:tcW w:type="dxa" w:w="432"/>
           </w:tcPr>
           <w:p>
             <w:r>
@@ -576,7 +679,7 @@
         </w:tc>
         <w:tc>
           <w:tcPr>
-            <w:tcW w:type="dxa" w:w="455"/>
+            <w:tcW w:type="dxa" w:w="432"/>
           </w:tcPr>
           <w:p>
             <w:r>
@@ -586,7 +689,7 @@
         </w:tc>
         <w:tc>
           <w:tcPr>
-            <w:tcW w:type="dxa" w:w="455"/>
+            <w:tcW w:type="dxa" w:w="432"/>
           </w:tcPr>
           <w:p>
             <w:r>
@@ -596,7 +699,7 @@
         </w:tc>
         <w:tc>
           <w:tcPr>
-            <w:tcW w:type="dxa" w:w="455"/>
+            <w:tcW w:type="dxa" w:w="432"/>
           </w:tcPr>
           <w:p>
             <w:r>
@@ -606,7 +709,7 @@
         </w:tc>
         <w:tc>
           <w:tcPr>
-            <w:tcW w:type="dxa" w:w="455"/>
+            <w:tcW w:type="dxa" w:w="432"/>
           </w:tcPr>
           <w:p>
             <w:r>
@@ -616,7 +719,7 @@
         </w:tc>
         <w:tc>
           <w:tcPr>
-            <w:tcW w:type="dxa" w:w="455"/>
+            <w:tcW w:type="dxa" w:w="432"/>
           </w:tcPr>
           <w:p>
             <w:r>
@@ -626,7 +729,7 @@
         </w:tc>
         <w:tc>
           <w:tcPr>
-            <w:tcW w:type="dxa" w:w="455"/>
+            <w:tcW w:type="dxa" w:w="432"/>
           </w:tcPr>
           <w:p>
             <w:r>
@@ -636,7 +739,7 @@
         </w:tc>
         <w:tc>
           <w:tcPr>
-            <w:tcW w:type="dxa" w:w="455"/>
+            <w:tcW w:type="dxa" w:w="432"/>
           </w:tcPr>
           <w:p>
             <w:r>
@@ -646,7 +749,7 @@
         </w:tc>
         <w:tc>
           <w:tcPr>
-            <w:tcW w:type="dxa" w:w="455"/>
+            <w:tcW w:type="dxa" w:w="432"/>
           </w:tcPr>
           <w:p>
             <w:r>
@@ -656,7 +759,7 @@
         </w:tc>
         <w:tc>
           <w:tcPr>
-            <w:tcW w:type="dxa" w:w="455"/>
+            <w:tcW w:type="dxa" w:w="432"/>
           </w:tcPr>
           <w:p>
             <w:r>
@@ -666,7 +769,7 @@
         </w:tc>
         <w:tc>
           <w:tcPr>
-            <w:tcW w:type="dxa" w:w="455"/>
+            <w:tcW w:type="dxa" w:w="432"/>
           </w:tcPr>
           <w:p>
             <w:r>
@@ -678,7 +781,209 @@
       <w:tr>
         <w:tc>
           <w:tcPr>
-            <w:tcW w:type="dxa" w:w="455"/>
+            <w:tcW w:type="dxa" w:w="432"/>
+          </w:tcPr>
+          <w:p>
+            <w:r>
+              <w:t>XGBoost</w:t>
+            </w:r>
+          </w:p>
+        </w:tc>
+        <w:tc>
+          <w:tcPr>
+            <w:tcW w:type="dxa" w:w="432"/>
+          </w:tcPr>
+          <w:p>
+            <w:r>
+              <w:t>0.6175</w:t>
+            </w:r>
+          </w:p>
+        </w:tc>
+        <w:tc>
+          <w:tcPr>
+            <w:tcW w:type="dxa" w:w="432"/>
+          </w:tcPr>
+          <w:p>
+            <w:r>
+              <w:t>30</w:t>
+            </w:r>
+          </w:p>
+        </w:tc>
+        <w:tc>
+          <w:tcPr>
+            <w:tcW w:type="dxa" w:w="432"/>
+          </w:tcPr>
+          <w:p>
+            <w:r>
+              <w:t>1543</w:t>
+            </w:r>
+          </w:p>
+        </w:tc>
+        <w:tc>
+          <w:tcPr>
+            <w:tcW w:type="dxa" w:w="432"/>
+          </w:tcPr>
+          <w:p>
+            <w:r>
+              <w:t>22</w:t>
+            </w:r>
+          </w:p>
+        </w:tc>
+        <w:tc>
+          <w:tcPr>
+            <w:tcW w:type="dxa" w:w="432"/>
+          </w:tcPr>
+          <w:p>
+            <w:r>
+              <w:t>205</w:t>
+            </w:r>
+          </w:p>
+        </w:tc>
+        <w:tc>
+          <w:tcPr>
+            <w:tcW w:type="dxa" w:w="432"/>
+          </w:tcPr>
+          <w:p>
+            <w:r>
+              <w:t>0.1277</w:t>
+            </w:r>
+          </w:p>
+        </w:tc>
+        <w:tc>
+          <w:tcPr>
+            <w:tcW w:type="dxa" w:w="432"/>
+          </w:tcPr>
+          <w:p>
+            <w:r>
+              <w:t>0.9859</w:t>
+            </w:r>
+          </w:p>
+        </w:tc>
+        <w:tc>
+          <w:tcPr>
+            <w:tcW w:type="dxa" w:w="432"/>
+          </w:tcPr>
+          <w:p>
+            <w:r>
+              <w:t>0.5769</w:t>
+            </w:r>
+          </w:p>
+        </w:tc>
+        <w:tc>
+          <w:tcPr>
+            <w:tcW w:type="dxa" w:w="432"/>
+          </w:tcPr>
+          <w:p>
+            <w:r>
+              <w:t>0.8827</w:t>
+            </w:r>
+          </w:p>
+        </w:tc>
+        <w:tc>
+          <w:tcPr>
+            <w:tcW w:type="dxa" w:w="432"/>
+          </w:tcPr>
+          <w:p>
+            <w:r>
+              <w:t>0.8739</w:t>
+            </w:r>
+          </w:p>
+        </w:tc>
+        <w:tc>
+          <w:tcPr>
+            <w:tcW w:type="dxa" w:w="432"/>
+          </w:tcPr>
+          <w:p>
+            <w:r>
+              <w:t>0.5568</w:t>
+            </w:r>
+          </w:p>
+        </w:tc>
+        <w:tc>
+          <w:tcPr>
+            <w:tcW w:type="dxa" w:w="432"/>
+          </w:tcPr>
+          <w:p>
+            <w:r>
+              <w:t>0.2091</w:t>
+            </w:r>
+          </w:p>
+        </w:tc>
+        <w:tc>
+          <w:tcPr>
+            <w:tcW w:type="dxa" w:w="432"/>
+          </w:tcPr>
+          <w:p>
+            <w:r>
+              <w:t>0.2285</w:t>
+            </w:r>
+          </w:p>
+        </w:tc>
+        <w:tc>
+          <w:tcPr>
+            <w:tcW w:type="dxa" w:w="432"/>
+          </w:tcPr>
+          <w:p>
+            <w:r>
+              <w:t>0.1698</w:t>
+            </w:r>
+          </w:p>
+        </w:tc>
+        <w:tc>
+          <w:tcPr>
+            <w:tcW w:type="dxa" w:w="432"/>
+          </w:tcPr>
+          <w:p>
+            <w:r>
+              <w:t>0.7984</w:t>
+            </w:r>
+          </w:p>
+        </w:tc>
+        <w:tc>
+          <w:tcPr>
+            <w:tcW w:type="dxa" w:w="432"/>
+          </w:tcPr>
+          <w:p>
+            <w:r>
+              <w:t>0.387</w:t>
+            </w:r>
+          </w:p>
+        </w:tc>
+        <w:tc>
+          <w:tcPr>
+            <w:tcW w:type="dxa" w:w="432"/>
+          </w:tcPr>
+          <w:p>
+            <w:r>
+              <w:t>0.3186</w:t>
+            </w:r>
+          </w:p>
+        </w:tc>
+        <w:tc>
+          <w:tcPr>
+            <w:tcW w:type="dxa" w:w="432"/>
+          </w:tcPr>
+          <w:p>
+            <w:r>
+              <w:t>0.0961</w:t>
+            </w:r>
+          </w:p>
+        </w:tc>
+        <w:tc>
+          <w:tcPr>
+            <w:tcW w:type="dxa" w:w="432"/>
+          </w:tcPr>
+          <w:p>
+            <w:r>
+              <w:t>0.5927</w:t>
+            </w:r>
+          </w:p>
+        </w:tc>
+      </w:tr>
+      <w:tr>
+        <w:tc>
+          <w:tcPr>
+            <w:tcW w:type="dxa" w:w="432"/>
           </w:tcPr>
           <w:p>
             <w:r>
@@ -688,7 +993,17 @@
         </w:tc>
         <w:tc>
           <w:tcPr>
-            <w:tcW w:type="dxa" w:w="455"/>
+            <w:tcW w:type="dxa" w:w="432"/>
+          </w:tcPr>
+          <w:p>
+            <w:r>
+              <w:t>0.6042</w:t>
+            </w:r>
+          </w:p>
+        </w:tc>
+        <w:tc>
+          <w:tcPr>
+            <w:tcW w:type="dxa" w:w="432"/>
           </w:tcPr>
           <w:p>
             <w:r>
@@ -698,7 +1013,7 @@
         </w:tc>
         <w:tc>
           <w:tcPr>
-            <w:tcW w:type="dxa" w:w="455"/>
+            <w:tcW w:type="dxa" w:w="432"/>
           </w:tcPr>
           <w:p>
             <w:r>
@@ -708,7 +1023,7 @@
         </w:tc>
         <w:tc>
           <w:tcPr>
-            <w:tcW w:type="dxa" w:w="455"/>
+            <w:tcW w:type="dxa" w:w="432"/>
           </w:tcPr>
           <w:p>
             <w:r>
@@ -718,7 +1033,7 @@
         </w:tc>
         <w:tc>
           <w:tcPr>
-            <w:tcW w:type="dxa" w:w="455"/>
+            <w:tcW w:type="dxa" w:w="432"/>
           </w:tcPr>
           <w:p>
             <w:r>
@@ -728,7 +1043,7 @@
         </w:tc>
         <w:tc>
           <w:tcPr>
-            <w:tcW w:type="dxa" w:w="455"/>
+            <w:tcW w:type="dxa" w:w="432"/>
           </w:tcPr>
           <w:p>
             <w:r>
@@ -738,7 +1053,7 @@
         </w:tc>
         <w:tc>
           <w:tcPr>
-            <w:tcW w:type="dxa" w:w="455"/>
+            <w:tcW w:type="dxa" w:w="432"/>
           </w:tcPr>
           <w:p>
             <w:r>
@@ -748,7 +1063,7 @@
         </w:tc>
         <w:tc>
           <w:tcPr>
-            <w:tcW w:type="dxa" w:w="455"/>
+            <w:tcW w:type="dxa" w:w="432"/>
           </w:tcPr>
           <w:p>
             <w:r>
@@ -758,7 +1073,7 @@
         </w:tc>
         <w:tc>
           <w:tcPr>
-            <w:tcW w:type="dxa" w:w="455"/>
+            <w:tcW w:type="dxa" w:w="432"/>
           </w:tcPr>
           <w:p>
             <w:r>
@@ -768,7 +1083,7 @@
         </w:tc>
         <w:tc>
           <w:tcPr>
-            <w:tcW w:type="dxa" w:w="455"/>
+            <w:tcW w:type="dxa" w:w="432"/>
           </w:tcPr>
           <w:p>
             <w:r>
@@ -778,7 +1093,7 @@
         </w:tc>
         <w:tc>
           <w:tcPr>
-            <w:tcW w:type="dxa" w:w="455"/>
+            <w:tcW w:type="dxa" w:w="432"/>
           </w:tcPr>
           <w:p>
             <w:r>
@@ -788,7 +1103,7 @@
         </w:tc>
         <w:tc>
           <w:tcPr>
-            <w:tcW w:type="dxa" w:w="455"/>
+            <w:tcW w:type="dxa" w:w="432"/>
           </w:tcPr>
           <w:p>
             <w:r>
@@ -798,7 +1113,7 @@
         </w:tc>
         <w:tc>
           <w:tcPr>
-            <w:tcW w:type="dxa" w:w="455"/>
+            <w:tcW w:type="dxa" w:w="432"/>
           </w:tcPr>
           <w:p>
             <w:r>
@@ -808,7 +1123,7 @@
         </w:tc>
         <w:tc>
           <w:tcPr>
-            <w:tcW w:type="dxa" w:w="455"/>
+            <w:tcW w:type="dxa" w:w="432"/>
           </w:tcPr>
           <w:p>
             <w:r>
@@ -818,7 +1133,7 @@
         </w:tc>
         <w:tc>
           <w:tcPr>
-            <w:tcW w:type="dxa" w:w="455"/>
+            <w:tcW w:type="dxa" w:w="432"/>
           </w:tcPr>
           <w:p>
             <w:r>
@@ -828,7 +1143,7 @@
         </w:tc>
         <w:tc>
           <w:tcPr>
-            <w:tcW w:type="dxa" w:w="455"/>
+            <w:tcW w:type="dxa" w:w="432"/>
           </w:tcPr>
           <w:p>
             <w:r>
@@ -838,7 +1153,7 @@
         </w:tc>
         <w:tc>
           <w:tcPr>
-            <w:tcW w:type="dxa" w:w="455"/>
+            <w:tcW w:type="dxa" w:w="432"/>
           </w:tcPr>
           <w:p>
             <w:r>
@@ -848,7 +1163,7 @@
         </w:tc>
         <w:tc>
           <w:tcPr>
-            <w:tcW w:type="dxa" w:w="455"/>
+            <w:tcW w:type="dxa" w:w="432"/>
           </w:tcPr>
           <w:p>
             <w:r>
@@ -858,7 +1173,7 @@
         </w:tc>
         <w:tc>
           <w:tcPr>
-            <w:tcW w:type="dxa" w:w="455"/>
+            <w:tcW w:type="dxa" w:w="432"/>
           </w:tcPr>
           <w:p>
             <w:r>
@@ -870,199 +1185,7 @@
       <w:tr>
         <w:tc>
           <w:tcPr>
-            <w:tcW w:type="dxa" w:w="455"/>
-          </w:tcPr>
-          <w:p>
-            <w:r>
-              <w:t>XGBoost</w:t>
-            </w:r>
-          </w:p>
-        </w:tc>
-        <w:tc>
-          <w:tcPr>
-            <w:tcW w:type="dxa" w:w="455"/>
-          </w:tcPr>
-          <w:p>
-            <w:r>
-              <w:t>30</w:t>
-            </w:r>
-          </w:p>
-        </w:tc>
-        <w:tc>
-          <w:tcPr>
-            <w:tcW w:type="dxa" w:w="455"/>
-          </w:tcPr>
-          <w:p>
-            <w:r>
-              <w:t>1543</w:t>
-            </w:r>
-          </w:p>
-        </w:tc>
-        <w:tc>
-          <w:tcPr>
-            <w:tcW w:type="dxa" w:w="455"/>
-          </w:tcPr>
-          <w:p>
-            <w:r>
-              <w:t>22</w:t>
-            </w:r>
-          </w:p>
-        </w:tc>
-        <w:tc>
-          <w:tcPr>
-            <w:tcW w:type="dxa" w:w="455"/>
-          </w:tcPr>
-          <w:p>
-            <w:r>
-              <w:t>205</w:t>
-            </w:r>
-          </w:p>
-        </w:tc>
-        <w:tc>
-          <w:tcPr>
-            <w:tcW w:type="dxa" w:w="455"/>
-          </w:tcPr>
-          <w:p>
-            <w:r>
-              <w:t>0.1277</w:t>
-            </w:r>
-          </w:p>
-        </w:tc>
-        <w:tc>
-          <w:tcPr>
-            <w:tcW w:type="dxa" w:w="455"/>
-          </w:tcPr>
-          <w:p>
-            <w:r>
-              <w:t>0.9859</w:t>
-            </w:r>
-          </w:p>
-        </w:tc>
-        <w:tc>
-          <w:tcPr>
-            <w:tcW w:type="dxa" w:w="455"/>
-          </w:tcPr>
-          <w:p>
-            <w:r>
-              <w:t>0.5769</w:t>
-            </w:r>
-          </w:p>
-        </w:tc>
-        <w:tc>
-          <w:tcPr>
-            <w:tcW w:type="dxa" w:w="455"/>
-          </w:tcPr>
-          <w:p>
-            <w:r>
-              <w:t>0.8827</w:t>
-            </w:r>
-          </w:p>
-        </w:tc>
-        <w:tc>
-          <w:tcPr>
-            <w:tcW w:type="dxa" w:w="455"/>
-          </w:tcPr>
-          <w:p>
-            <w:r>
-              <w:t>0.8739</w:t>
-            </w:r>
-          </w:p>
-        </w:tc>
-        <w:tc>
-          <w:tcPr>
-            <w:tcW w:type="dxa" w:w="455"/>
-          </w:tcPr>
-          <w:p>
-            <w:r>
-              <w:t>0.5568</w:t>
-            </w:r>
-          </w:p>
-        </w:tc>
-        <w:tc>
-          <w:tcPr>
-            <w:tcW w:type="dxa" w:w="455"/>
-          </w:tcPr>
-          <w:p>
-            <w:r>
-              <w:t>0.2091</w:t>
-            </w:r>
-          </w:p>
-        </w:tc>
-        <w:tc>
-          <w:tcPr>
-            <w:tcW w:type="dxa" w:w="455"/>
-          </w:tcPr>
-          <w:p>
-            <w:r>
-              <w:t>0.2285</w:t>
-            </w:r>
-          </w:p>
-        </w:tc>
-        <w:tc>
-          <w:tcPr>
-            <w:tcW w:type="dxa" w:w="455"/>
-          </w:tcPr>
-          <w:p>
-            <w:r>
-              <w:t>0.1698</w:t>
-            </w:r>
-          </w:p>
-        </w:tc>
-        <w:tc>
-          <w:tcPr>
-            <w:tcW w:type="dxa" w:w="455"/>
-          </w:tcPr>
-          <w:p>
-            <w:r>
-              <w:t>0.7984</w:t>
-            </w:r>
-          </w:p>
-        </w:tc>
-        <w:tc>
-          <w:tcPr>
-            <w:tcW w:type="dxa" w:w="455"/>
-          </w:tcPr>
-          <w:p>
-            <w:r>
-              <w:t>0.387</w:t>
-            </w:r>
-          </w:p>
-        </w:tc>
-        <w:tc>
-          <w:tcPr>
-            <w:tcW w:type="dxa" w:w="455"/>
-          </w:tcPr>
-          <w:p>
-            <w:r>
-              <w:t>0.3186</w:t>
-            </w:r>
-          </w:p>
-        </w:tc>
-        <w:tc>
-          <w:tcPr>
-            <w:tcW w:type="dxa" w:w="455"/>
-          </w:tcPr>
-          <w:p>
-            <w:r>
-              <w:t>0.0961</w:t>
-            </w:r>
-          </w:p>
-        </w:tc>
-        <w:tc>
-          <w:tcPr>
-            <w:tcW w:type="dxa" w:w="455"/>
-          </w:tcPr>
-          <w:p>
-            <w:r>
-              <w:t>0.5927</w:t>
-            </w:r>
-          </w:p>
-        </w:tc>
-      </w:tr>
-      <w:tr>
-        <w:tc>
-          <w:tcPr>
-            <w:tcW w:type="dxa" w:w="455"/>
+            <w:tcW w:type="dxa" w:w="432"/>
           </w:tcPr>
           <w:p>
             <w:r>
@@ -1072,7 +1195,17 @@
         </w:tc>
         <w:tc>
           <w:tcPr>
-            <w:tcW w:type="dxa" w:w="455"/>
+            <w:tcW w:type="dxa" w:w="432"/>
+          </w:tcPr>
+          <w:p>
+            <w:r>
+              <w:t>0.5924</w:t>
+            </w:r>
+          </w:p>
+        </w:tc>
+        <w:tc>
+          <w:tcPr>
+            <w:tcW w:type="dxa" w:w="432"/>
           </w:tcPr>
           <w:p>
             <w:r>
@@ -1082,7 +1215,7 @@
         </w:tc>
         <w:tc>
           <w:tcPr>
-            <w:tcW w:type="dxa" w:w="455"/>
+            <w:tcW w:type="dxa" w:w="432"/>
           </w:tcPr>
           <w:p>
             <w:r>
@@ -1092,7 +1225,7 @@
         </w:tc>
         <w:tc>
           <w:tcPr>
-            <w:tcW w:type="dxa" w:w="455"/>
+            <w:tcW w:type="dxa" w:w="432"/>
           </w:tcPr>
           <w:p>
             <w:r>
@@ -1102,7 +1235,7 @@
         </w:tc>
         <w:tc>
           <w:tcPr>
-            <w:tcW w:type="dxa" w:w="455"/>
+            <w:tcW w:type="dxa" w:w="432"/>
           </w:tcPr>
           <w:p>
             <w:r>
@@ -1112,7 +1245,7 @@
         </w:tc>
         <w:tc>
           <w:tcPr>
-            <w:tcW w:type="dxa" w:w="455"/>
+            <w:tcW w:type="dxa" w:w="432"/>
           </w:tcPr>
           <w:p>
             <w:r>
@@ -1122,7 +1255,7 @@
         </w:tc>
         <w:tc>
           <w:tcPr>
-            <w:tcW w:type="dxa" w:w="455"/>
+            <w:tcW w:type="dxa" w:w="432"/>
           </w:tcPr>
           <w:p>
             <w:r>
@@ -1132,7 +1265,7 @@
         </w:tc>
         <w:tc>
           <w:tcPr>
-            <w:tcW w:type="dxa" w:w="455"/>
+            <w:tcW w:type="dxa" w:w="432"/>
           </w:tcPr>
           <w:p>
             <w:r>
@@ -1142,7 +1275,7 @@
         </w:tc>
         <w:tc>
           <w:tcPr>
-            <w:tcW w:type="dxa" w:w="455"/>
+            <w:tcW w:type="dxa" w:w="432"/>
           </w:tcPr>
           <w:p>
             <w:r>
@@ -1152,7 +1285,7 @@
         </w:tc>
         <w:tc>
           <w:tcPr>
-            <w:tcW w:type="dxa" w:w="455"/>
+            <w:tcW w:type="dxa" w:w="432"/>
           </w:tcPr>
           <w:p>
             <w:r>
@@ -1162,7 +1295,7 @@
         </w:tc>
         <w:tc>
           <w:tcPr>
-            <w:tcW w:type="dxa" w:w="455"/>
+            <w:tcW w:type="dxa" w:w="432"/>
           </w:tcPr>
           <w:p>
             <w:r>
@@ -1172,7 +1305,7 @@
         </w:tc>
         <w:tc>
           <w:tcPr>
-            <w:tcW w:type="dxa" w:w="455"/>
+            <w:tcW w:type="dxa" w:w="432"/>
           </w:tcPr>
           <w:p>
             <w:r>
@@ -1182,7 +1315,7 @@
         </w:tc>
         <w:tc>
           <w:tcPr>
-            <w:tcW w:type="dxa" w:w="455"/>
+            <w:tcW w:type="dxa" w:w="432"/>
           </w:tcPr>
           <w:p>
             <w:r>
@@ -1192,7 +1325,7 @@
         </w:tc>
         <w:tc>
           <w:tcPr>
-            <w:tcW w:type="dxa" w:w="455"/>
+            <w:tcW w:type="dxa" w:w="432"/>
           </w:tcPr>
           <w:p>
             <w:r>
@@ -1202,7 +1335,7 @@
         </w:tc>
         <w:tc>
           <w:tcPr>
-            <w:tcW w:type="dxa" w:w="455"/>
+            <w:tcW w:type="dxa" w:w="432"/>
           </w:tcPr>
           <w:p>
             <w:r>
@@ -1212,17 +1345,17 @@
         </w:tc>
         <w:tc>
           <w:tcPr>
-            <w:tcW w:type="dxa" w:w="455"/>
+            <w:tcW w:type="dxa" w:w="432"/>
           </w:tcPr>
           <w:p>
             <w:r>
-              <w:t>0.363</w:t>
+              <w:t>0.3629</w:t>
             </w:r>
           </w:p>
         </w:tc>
         <w:tc>
           <w:tcPr>
-            <w:tcW w:type="dxa" w:w="455"/>
+            <w:tcW w:type="dxa" w:w="432"/>
           </w:tcPr>
           <w:p>
             <w:r>
@@ -1232,7 +1365,7 @@
         </w:tc>
         <w:tc>
           <w:tcPr>
-            <w:tcW w:type="dxa" w:w="455"/>
+            <w:tcW w:type="dxa" w:w="432"/>
           </w:tcPr>
           <w:p>
             <w:r>
@@ -1242,11 +1375,11 @@
         </w:tc>
         <w:tc>
           <w:tcPr>
-            <w:tcW w:type="dxa" w:w="455"/>
+            <w:tcW w:type="dxa" w:w="432"/>
           </w:tcPr>
           <w:p>
             <w:r>
-              <w:t>0.5754</w:t>
+              <w:t>0.5753</w:t>
             </w:r>
           </w:p>
         </w:tc>
@@ -1301,12 +1434,12 @@
         <w:pStyle w:val="Heading1"/>
       </w:pPr>
       <w:r>
-        <w:t>Selected final model — HistGradientBoosting (combined=0.5937)</w:t>
+        <w:t>Selected final model — XGBoost (CV combined=0.6175; held-out auROC=0.7984)</w:t>
       </w:r>
     </w:p>
     <w:p>
       <w:r>
-        <w:t>Among 3 candidate models, HistGradientBoosting achieved the highest combined score, with an area under the receiver operating characteristic curve of 0.7983 and area under the precision-recall curve of 0.3891.</w:t>
+        <w:t>Among 3 candidate models, XGBoost achieved the highest cross-validated combined score (0.6175) within the training partition and was selected on that basis. Refitted on the complete training partition and evaluated once on the untouched held-out partition, it reached an area under the receiver operating characteristic curve of 0.7984 and an area under the precision-recall curve of 0.387.</w:t>
       </w:r>
     </w:p>
     <w:p>
@@ -1465,7 +1598,7 @@
           </w:tcPr>
           <w:p>
             <w:r>
-              <w:t>176.0</w:t>
+              <w:t>184.0</w:t>
             </w:r>
           </w:p>
         </w:tc>
@@ -1475,7 +1608,7 @@
           </w:tcPr>
           <w:p>
             <w:r>
-              <w:t>1115.0</w:t>
+              <w:t>1020.0</w:t>
             </w:r>
           </w:p>
         </w:tc>
@@ -1485,7 +1618,7 @@
           </w:tcPr>
           <w:p>
             <w:r>
-              <w:t>450.0</w:t>
+              <w:t>545.0</w:t>
             </w:r>
           </w:p>
         </w:tc>
@@ -1495,7 +1628,7 @@
           </w:tcPr>
           <w:p>
             <w:r>
-              <w:t>59.0</w:t>
+              <w:t>51.0</w:t>
             </w:r>
           </w:p>
         </w:tc>
@@ -1505,7 +1638,7 @@
           </w:tcPr>
           <w:p>
             <w:r>
-              <w:t>0.749</w:t>
+              <w:t>0.783</w:t>
             </w:r>
           </w:p>
         </w:tc>
@@ -1515,7 +1648,7 @@
           </w:tcPr>
           <w:p>
             <w:r>
-              <w:t>0.712</w:t>
+              <w:t>0.652</w:t>
             </w:r>
           </w:p>
         </w:tc>
@@ -1525,7 +1658,7 @@
           </w:tcPr>
           <w:p>
             <w:r>
-              <w:t>0.281</w:t>
+              <w:t>0.252</w:t>
             </w:r>
           </w:p>
         </w:tc>
@@ -1535,7 +1668,7 @@
           </w:tcPr>
           <w:p>
             <w:r>
-              <w:t>0.95</w:t>
+              <w:t>0.952</w:t>
             </w:r>
           </w:p>
         </w:tc>
@@ -1545,7 +1678,7 @@
           </w:tcPr>
           <w:p>
             <w:r>
-              <w:t>0.409</w:t>
+              <w:t>0.382</w:t>
             </w:r>
           </w:p>
         </w:tc>
@@ -1555,7 +1688,7 @@
           </w:tcPr>
           <w:p>
             <w:r>
-              <w:t>0.717</w:t>
+              <w:t>0.669</w:t>
             </w:r>
           </w:p>
         </w:tc>
@@ -1577,7 +1710,7 @@
           </w:tcPr>
           <w:p>
             <w:r>
-              <w:t>125.0</w:t>
+              <w:t>138.0</w:t>
             </w:r>
           </w:p>
         </w:tc>
@@ -1587,7 +1720,7 @@
           </w:tcPr>
           <w:p>
             <w:r>
-              <w:t>1340.0</w:t>
+              <w:t>1300.0</w:t>
             </w:r>
           </w:p>
         </w:tc>
@@ -1597,7 +1730,7 @@
           </w:tcPr>
           <w:p>
             <w:r>
-              <w:t>225.0</w:t>
+              <w:t>265.0</w:t>
             </w:r>
           </w:p>
         </w:tc>
@@ -1607,7 +1740,7 @@
           </w:tcPr>
           <w:p>
             <w:r>
-              <w:t>110.0</w:t>
+              <w:t>97.0</w:t>
             </w:r>
           </w:p>
         </w:tc>
@@ -1617,7 +1750,7 @@
           </w:tcPr>
           <w:p>
             <w:r>
-              <w:t>0.532</w:t>
+              <w:t>0.587</w:t>
             </w:r>
           </w:p>
         </w:tc>
@@ -1627,7 +1760,7 @@
           </w:tcPr>
           <w:p>
             <w:r>
-              <w:t>0.856</w:t>
+              <w:t>0.831</w:t>
             </w:r>
           </w:p>
         </w:tc>
@@ -1637,7 +1770,7 @@
           </w:tcPr>
           <w:p>
             <w:r>
-              <w:t>0.357</w:t>
+              <w:t>0.342</w:t>
             </w:r>
           </w:p>
         </w:tc>
@@ -1647,7 +1780,7 @@
           </w:tcPr>
           <w:p>
             <w:r>
-              <w:t>0.924</w:t>
+              <w:t>0.931</w:t>
             </w:r>
           </w:p>
         </w:tc>
@@ -1657,7 +1790,7 @@
           </w:tcPr>
           <w:p>
             <w:r>
-              <w:t>0.427</w:t>
+              <w:t>0.433</w:t>
             </w:r>
           </w:p>
         </w:tc>
@@ -1667,7 +1800,7 @@
           </w:tcPr>
           <w:p>
             <w:r>
-              <w:t>0.814</w:t>
+              <w:t>0.799</w:t>
             </w:r>
           </w:p>
         </w:tc>
@@ -1689,7 +1822,7 @@
           </w:tcPr>
           <w:p>
             <w:r>
-              <w:t>81.0</w:t>
+              <w:t>92.0</w:t>
             </w:r>
           </w:p>
         </w:tc>
@@ -1699,7 +1832,7 @@
           </w:tcPr>
           <w:p>
             <w:r>
-              <w:t>1454.0</w:t>
+              <w:t>1427.0</w:t>
             </w:r>
           </w:p>
         </w:tc>
@@ -1709,7 +1842,7 @@
           </w:tcPr>
           <w:p>
             <w:r>
-              <w:t>111.0</w:t>
+              <w:t>138.0</w:t>
             </w:r>
           </w:p>
         </w:tc>
@@ -1719,7 +1852,7 @@
           </w:tcPr>
           <w:p>
             <w:r>
-              <w:t>154.0</w:t>
+              <w:t>143.0</w:t>
             </w:r>
           </w:p>
         </w:tc>
@@ -1729,7 +1862,7 @@
           </w:tcPr>
           <w:p>
             <w:r>
-              <w:t>0.345</w:t>
+              <w:t>0.391</w:t>
             </w:r>
           </w:p>
         </w:tc>
@@ -1739,7 +1872,7 @@
           </w:tcPr>
           <w:p>
             <w:r>
-              <w:t>0.929</w:t>
+              <w:t>0.912</w:t>
             </w:r>
           </w:p>
         </w:tc>
@@ -1749,7 +1882,7 @@
           </w:tcPr>
           <w:p>
             <w:r>
-              <w:t>0.422</w:t>
+              <w:t>0.4</w:t>
             </w:r>
           </w:p>
         </w:tc>
@@ -1759,7 +1892,7 @@
           </w:tcPr>
           <w:p>
             <w:r>
-              <w:t>0.904</w:t>
+              <w:t>0.909</w:t>
             </w:r>
           </w:p>
         </w:tc>
@@ -1769,7 +1902,7 @@
           </w:tcPr>
           <w:p>
             <w:r>
-              <w:t>0.379</w:t>
+              <w:t>0.396</w:t>
             </w:r>
           </w:p>
         </w:tc>
@@ -1779,7 +1912,7 @@
           </w:tcPr>
           <w:p>
             <w:r>
-              <w:t>0.853</w:t>
+              <w:t>0.844</w:t>
             </w:r>
           </w:p>
         </w:tc>
@@ -1801,26 +1934,6 @@
           </w:tcPr>
           <w:p>
             <w:r>
-              <w:t>54.0</w:t>
-            </w:r>
-          </w:p>
-        </w:tc>
-        <w:tc>
-          <w:tcPr>
-            <w:tcW w:type="dxa" w:w="785"/>
-          </w:tcPr>
-          <w:p>
-            <w:r>
-              <w:t>1508.0</w:t>
-            </w:r>
-          </w:p>
-        </w:tc>
-        <w:tc>
-          <w:tcPr>
-            <w:tcW w:type="dxa" w:w="785"/>
-          </w:tcPr>
-          <w:p>
-            <w:r>
               <w:t>57.0</w:t>
             </w:r>
           </w:p>
@@ -1831,7 +1944,7 @@
           </w:tcPr>
           <w:p>
             <w:r>
-              <w:t>181.0</w:t>
+              <w:t>1507.0</w:t>
             </w:r>
           </w:p>
         </w:tc>
@@ -1841,7 +1954,7 @@
           </w:tcPr>
           <w:p>
             <w:r>
-              <w:t>0.23</w:t>
+              <w:t>58.0</w:t>
             </w:r>
           </w:p>
         </w:tc>
@@ -1851,7 +1964,7 @@
           </w:tcPr>
           <w:p>
             <w:r>
-              <w:t>0.964</w:t>
+              <w:t>178.0</w:t>
             </w:r>
           </w:p>
         </w:tc>
@@ -1861,7 +1974,7 @@
           </w:tcPr>
           <w:p>
             <w:r>
-              <w:t>0.486</w:t>
+              <w:t>0.243</w:t>
             </w:r>
           </w:p>
         </w:tc>
@@ -1871,7 +1984,7 @@
           </w:tcPr>
           <w:p>
             <w:r>
-              <w:t>0.893</w:t>
+              <w:t>0.963</w:t>
             </w:r>
           </w:p>
         </w:tc>
@@ -1881,7 +1994,7 @@
           </w:tcPr>
           <w:p>
             <w:r>
-              <w:t>0.312</w:t>
+              <w:t>0.496</w:t>
             </w:r>
           </w:p>
         </w:tc>
@@ -1891,7 +2004,27 @@
           </w:tcPr>
           <w:p>
             <w:r>
-              <w:t>0.868</w:t>
+              <w:t>0.894</w:t>
+            </w:r>
+          </w:p>
+        </w:tc>
+        <w:tc>
+          <w:tcPr>
+            <w:tcW w:type="dxa" w:w="785"/>
+          </w:tcPr>
+          <w:p>
+            <w:r>
+              <w:t>0.326</w:t>
+            </w:r>
+          </w:p>
+        </w:tc>
+        <w:tc>
+          <w:tcPr>
+            <w:tcW w:type="dxa" w:w="785"/>
+          </w:tcPr>
+          <w:p>
+            <w:r>
+              <w:t>0.869</w:t>
             </w:r>
           </w:p>
         </w:tc>
@@ -1913,7 +2046,7 @@
           </w:tcPr>
           <w:p>
             <w:r>
-              <w:t>28.0</w:t>
+              <w:t>30.0</w:t>
             </w:r>
           </w:p>
         </w:tc>
@@ -1923,7 +2056,7 @@
           </w:tcPr>
           <w:p>
             <w:r>
-              <w:t>1540.0</w:t>
+              <w:t>1543.0</w:t>
             </w:r>
           </w:p>
         </w:tc>
@@ -1933,7 +2066,7 @@
           </w:tcPr>
           <w:p>
             <w:r>
-              <w:t>25.0</w:t>
+              <w:t>22.0</w:t>
             </w:r>
           </w:p>
         </w:tc>
@@ -1943,7 +2076,7 @@
           </w:tcPr>
           <w:p>
             <w:r>
-              <w:t>207.0</w:t>
+              <w:t>205.0</w:t>
             </w:r>
           </w:p>
         </w:tc>
@@ -1953,7 +2086,7 @@
           </w:tcPr>
           <w:p>
             <w:r>
-              <w:t>0.119</w:t>
+              <w:t>0.128</w:t>
             </w:r>
           </w:p>
         </w:tc>
@@ -1963,7 +2096,7 @@
           </w:tcPr>
           <w:p>
             <w:r>
-              <w:t>0.984</w:t>
+              <w:t>0.986</w:t>
             </w:r>
           </w:p>
         </w:tc>
@@ -1973,7 +2106,7 @@
           </w:tcPr>
           <w:p>
             <w:r>
-              <w:t>0.528</w:t>
+              <w:t>0.577</w:t>
             </w:r>
           </w:p>
         </w:tc>
@@ -1983,7 +2116,7 @@
           </w:tcPr>
           <w:p>
             <w:r>
-              <w:t>0.882</w:t>
+              <w:t>0.883</w:t>
             </w:r>
           </w:p>
         </w:tc>
@@ -1993,7 +2126,7 @@
           </w:tcPr>
           <w:p>
             <w:r>
-              <w:t>0.194</w:t>
+              <w:t>0.209</w:t>
             </w:r>
           </w:p>
         </w:tc>
@@ -2003,7 +2136,7 @@
           </w:tcPr>
           <w:p>
             <w:r>
-              <w:t>0.871</w:t>
+              <w:t>0.874</w:t>
             </w:r>
           </w:p>
         </w:tc>
@@ -2025,7 +2158,7 @@
           </w:tcPr>
           <w:p>
             <w:r>
-              <w:t>17.0</w:t>
+              <w:t>13.0</w:t>
             </w:r>
           </w:p>
         </w:tc>
@@ -2035,7 +2168,7 @@
           </w:tcPr>
           <w:p>
             <w:r>
-              <w:t>1556.0</w:t>
+              <w:t>1557.0</w:t>
             </w:r>
           </w:p>
         </w:tc>
@@ -2045,7 +2178,7 @@
           </w:tcPr>
           <w:p>
             <w:r>
-              <w:t>9.0</w:t>
+              <w:t>8.0</w:t>
             </w:r>
           </w:p>
         </w:tc>
@@ -2055,7 +2188,7 @@
           </w:tcPr>
           <w:p>
             <w:r>
-              <w:t>218.0</w:t>
+              <w:t>222.0</w:t>
             </w:r>
           </w:p>
         </w:tc>
@@ -2065,7 +2198,7 @@
           </w:tcPr>
           <w:p>
             <w:r>
-              <w:t>0.072</w:t>
+              <w:t>0.055</w:t>
             </w:r>
           </w:p>
         </w:tc>
@@ -2075,7 +2208,7 @@
           </w:tcPr>
           <w:p>
             <w:r>
-              <w:t>0.994</w:t>
+              <w:t>0.995</w:t>
             </w:r>
           </w:p>
         </w:tc>
@@ -2085,7 +2218,7 @@
           </w:tcPr>
           <w:p>
             <w:r>
-              <w:t>0.654</w:t>
+              <w:t>0.619</w:t>
             </w:r>
           </w:p>
         </w:tc>
@@ -2095,7 +2228,7 @@
           </w:tcPr>
           <w:p>
             <w:r>
-              <w:t>0.877</w:t>
+              <w:t>0.875</w:t>
             </w:r>
           </w:p>
         </w:tc>
@@ -2105,7 +2238,7 @@
           </w:tcPr>
           <w:p>
             <w:r>
-              <w:t>0.13</w:t>
+              <w:t>0.102</w:t>
             </w:r>
           </w:p>
         </w:tc>
@@ -2115,7 +2248,7 @@
           </w:tcPr>
           <w:p>
             <w:r>
-              <w:t>0.874</w:t>
+              <w:t>0.872</w:t>
             </w:r>
           </w:p>
         </w:tc>
@@ -2137,7 +2270,7 @@
           </w:tcPr>
           <w:p>
             <w:r>
-              <w:t>7.0</w:t>
+              <w:t>5.0</w:t>
             </w:r>
           </w:p>
         </w:tc>
@@ -2147,7 +2280,7 @@
           </w:tcPr>
           <w:p>
             <w:r>
-              <w:t>1563.0</w:t>
+              <w:t>1564.0</w:t>
             </w:r>
           </w:p>
         </w:tc>
@@ -2157,7 +2290,7 @@
           </w:tcPr>
           <w:p>
             <w:r>
-              <w:t>2.0</w:t>
+              <w:t>1.0</w:t>
             </w:r>
           </w:p>
         </w:tc>
@@ -2167,7 +2300,7 @@
           </w:tcPr>
           <w:p>
             <w:r>
-              <w:t>228.0</w:t>
+              <w:t>230.0</w:t>
             </w:r>
           </w:p>
         </w:tc>
@@ -2177,7 +2310,7 @@
           </w:tcPr>
           <w:p>
             <w:r>
-              <w:t>0.03</w:t>
+              <w:t>0.021</w:t>
             </w:r>
           </w:p>
         </w:tc>
@@ -2197,7 +2330,7 @@
           </w:tcPr>
           <w:p>
             <w:r>
-              <w:t>0.778</w:t>
+              <w:t>0.833</w:t>
             </w:r>
           </w:p>
         </w:tc>
@@ -2207,7 +2340,7 @@
           </w:tcPr>
           <w:p>
             <w:r>
-              <w:t>0.873</w:t>
+              <w:t>0.872</w:t>
             </w:r>
           </w:p>
         </w:tc>
@@ -2217,7 +2350,7 @@
           </w:tcPr>
           <w:p>
             <w:r>
-              <w:t>0.057</w:t>
+              <w:t>0.041</w:t>
             </w:r>
           </w:p>
         </w:tc>
@@ -2249,7 +2382,7 @@
           </w:tcPr>
           <w:p>
             <w:r>
-              <w:t>2.0</w:t>
+              <w:t>3.0</w:t>
             </w:r>
           </w:p>
         </w:tc>
@@ -2279,7 +2412,7 @@
           </w:tcPr>
           <w:p>
             <w:r>
-              <w:t>233.0</w:t>
+              <w:t>232.0</w:t>
             </w:r>
           </w:p>
         </w:tc>
@@ -2289,7 +2422,7 @@
           </w:tcPr>
           <w:p>
             <w:r>
-              <w:t>0.009</w:t>
+              <w:t>0.013</w:t>
             </w:r>
           </w:p>
         </w:tc>
@@ -2309,7 +2442,7 @@
           </w:tcPr>
           <w:p>
             <w:r>
-              <w:t>0.667</w:t>
+              <w:t>0.75</w:t>
             </w:r>
           </w:p>
         </w:tc>
@@ -2319,7 +2452,7 @@
           </w:tcPr>
           <w:p>
             <w:r>
-              <w:t>0.87</w:t>
+              <w:t>0.871</w:t>
             </w:r>
           </w:p>
         </w:tc>
@@ -2329,7 +2462,7 @@
           </w:tcPr>
           <w:p>
             <w:r>
-              <w:t>0.017</w:t>
+              <w:t>0.025</w:t>
             </w:r>
           </w:p>
         </w:tc>
@@ -2339,7 +2472,7 @@
           </w:tcPr>
           <w:p>
             <w:r>
-              <w:t>0.87</w:t>
+              <w:t>0.871</w:t>
             </w:r>
           </w:p>
         </w:tc>
